--- a/templates/template_attestation.docx
+++ b/templates/template_attestation.docx
@@ -116,7 +116,6 @@
                               <w:t>${</w:t>
                             </w:r>
                             <w:proofErr w:type="spellStart"/>
-                            <w:proofErr w:type="gramStart"/>
                             <w:r>
                               <w:rPr>
                                 <w:rFonts w:eastAsia="Times New Roman" w:cstheme="minorHAnsi"/>
@@ -134,7 +133,6 @@
                               <w:t>adresse</w:t>
                             </w:r>
                             <w:proofErr w:type="spellEnd"/>
-                            <w:proofErr w:type="gramEnd"/>
                             <w:r>
                               <w:rPr>
                                 <w:rFonts w:eastAsia="Times New Roman" w:cstheme="minorHAnsi"/>
@@ -237,7 +235,6 @@
                         <w:t>${</w:t>
                       </w:r>
                       <w:proofErr w:type="spellStart"/>
-                      <w:proofErr w:type="gramStart"/>
                       <w:r>
                         <w:rPr>
                           <w:rFonts w:eastAsia="Times New Roman" w:cstheme="minorHAnsi"/>
@@ -255,7 +252,6 @@
                         <w:t>adresse</w:t>
                       </w:r>
                       <w:proofErr w:type="spellEnd"/>
-                      <w:proofErr w:type="gramEnd"/>
                       <w:r>
                         <w:rPr>
                           <w:rFonts w:eastAsia="Times New Roman" w:cstheme="minorHAnsi"/>
@@ -535,17 +531,42 @@
         </w:rPr>
         <w:t>}</w:t>
       </w:r>
-      <w:r>
+    </w:p>
+    <w:p>
+      <w:pPr>
+        <w:pStyle w:val="En-tte"/>
         <w:rPr>
           <w:sz w:val="16"/>
           <w:szCs w:val="16"/>
         </w:rPr>
-        <w:tab/>
+      </w:pPr>
+      <w:r>
+        <w:rPr>
+          <w:sz w:val="16"/>
+          <w:szCs w:val="16"/>
+        </w:rPr>
+        <w:t>${</w:t>
+      </w:r>
+      <w:proofErr w:type="spellStart"/>
+      <w:r>
+        <w:rPr>
+          <w:sz w:val="16"/>
+          <w:szCs w:val="16"/>
+        </w:rPr>
+        <w:t>followedByUser.phone</w:t>
+      </w:r>
+      <w:proofErr w:type="spellEnd"/>
+      <w:r>
+        <w:rPr>
+          <w:sz w:val="16"/>
+          <w:szCs w:val="16"/>
+        </w:rPr>
+        <w:t>}</w:t>
       </w:r>
     </w:p>
     <w:p>
       <w:pPr>
-        <w:pStyle w:val="Contactenttemaigre"/>
+        <w:pStyle w:val="En-tte"/>
         <w:rPr>
           <w:sz w:val="16"/>
           <w:szCs w:val="16"/>
@@ -556,24 +577,68 @@
           <w:sz w:val="16"/>
           <w:szCs w:val="16"/>
         </w:rPr>
-        <w:t xml:space="preserve">Service </w:t>
-      </w:r>
+        <w:t>${</w:t>
+      </w:r>
+      <w:proofErr w:type="spellStart"/>
       <w:r>
         <w:rPr>
           <w:sz w:val="16"/>
           <w:szCs w:val="16"/>
         </w:rPr>
-        <w:t xml:space="preserve">Aménagement, Urbanisme et </w:t>
-      </w:r>
-      <w:proofErr w:type="spellStart"/>
+        <w:t>followedByUser.email</w:t>
+      </w:r>
+      <w:proofErr w:type="spellEnd"/>
       <w:r>
         <w:rPr>
           <w:sz w:val="16"/>
           <w:szCs w:val="16"/>
         </w:rPr>
-        <w:t>Prospevtive</w:t>
-      </w:r>
-      <w:proofErr w:type="spellEnd"/>
+        <w:t>}</w:t>
+      </w:r>
+      <w:r>
+        <w:rPr>
+          <w:sz w:val="16"/>
+          <w:szCs w:val="16"/>
+        </w:rPr>
+        <w:tab/>
+      </w:r>
+    </w:p>
+    <w:p>
+      <w:pPr>
+        <w:pStyle w:val="Contactenttemaigre"/>
+        <w:rPr>
+          <w:sz w:val="16"/>
+          <w:szCs w:val="16"/>
+        </w:rPr>
+      </w:pPr>
+      <w:r>
+        <w:rPr>
+          <w:sz w:val="16"/>
+          <w:szCs w:val="16"/>
+        </w:rPr>
+        <w:t xml:space="preserve">Service </w:t>
+      </w:r>
+      <w:r>
+        <w:rPr>
+          <w:sz w:val="16"/>
+          <w:szCs w:val="16"/>
+        </w:rPr>
+        <w:t>Aménagement, Urbanisme et Prospe</w:t>
+      </w:r>
+      <w:r>
+        <w:rPr>
+          <w:sz w:val="16"/>
+          <w:szCs w:val="16"/>
+        </w:rPr>
+        <w:t>c</w:t>
+      </w:r>
+      <w:r>
+        <w:rPr>
+          <w:sz w:val="16"/>
+          <w:szCs w:val="16"/>
+        </w:rPr>
+        <w:t>tive</w:t>
+      </w:r>
     </w:p>
     <w:p>
       <w:pPr>
@@ -810,7 +875,6 @@
         <w:t>${</w:t>
       </w:r>
       <w:proofErr w:type="spellStart"/>
-      <w:proofErr w:type="gramStart"/>
       <w:r>
         <w:rPr>
           <w:rFonts w:cstheme="minorHAnsi"/>
@@ -818,7 +882,6 @@
         <w:t>demande.date</w:t>
       </w:r>
       <w:proofErr w:type="spellEnd"/>
-      <w:proofErr w:type="gramEnd"/>
       <w:r>
         <w:rPr>
           <w:rFonts w:cstheme="minorHAnsi"/>
@@ -1047,7 +1110,6 @@
         <w:t>${</w:t>
       </w:r>
       <w:proofErr w:type="spellStart"/>
-      <w:proofErr w:type="gramStart"/>
       <w:r>
         <w:rPr>
           <w:rFonts w:cstheme="minorHAnsi"/>
@@ -1055,7 +1117,6 @@
         <w:t>demande.adresse</w:t>
       </w:r>
       <w:proofErr w:type="spellEnd"/>
-      <w:proofErr w:type="gramEnd"/>
       <w:r>
         <w:rPr>
           <w:rFonts w:cstheme="minorHAnsi"/>
@@ -1160,7 +1221,6 @@
         <w:t>} ${</w:t>
       </w:r>
       <w:proofErr w:type="spellStart"/>
-      <w:proofErr w:type="gramStart"/>
       <w:r>
         <w:rPr>
           <w:rFonts w:cstheme="minorHAnsi"/>
@@ -1170,7 +1230,6 @@
         <w:t>signataire.fonction</w:t>
       </w:r>
       <w:proofErr w:type="spellEnd"/>
-      <w:proofErr w:type="gramEnd"/>
       <w:r>
         <w:rPr>
           <w:rFonts w:cstheme="minorHAnsi"/>
@@ -1224,7 +1283,6 @@
         <w:t>${</w:t>
       </w:r>
       <w:proofErr w:type="spellStart"/>
-      <w:proofErr w:type="gramStart"/>
       <w:r>
         <w:rPr>
           <w:rFonts w:asciiTheme="minorHAnsi" w:hAnsiTheme="minorHAnsi" w:cstheme="minorHAnsi"/>
@@ -1234,7 +1292,6 @@
         <w:t>statut.adduction</w:t>
       </w:r>
       <w:proofErr w:type="spellEnd"/>
-      <w:proofErr w:type="gramEnd"/>
       <w:r>
         <w:rPr>
           <w:rFonts w:asciiTheme="minorHAnsi" w:hAnsiTheme="minorHAnsi" w:cstheme="minorHAnsi"/>
@@ -1312,7 +1369,6 @@
         <w:t>${</w:t>
       </w:r>
       <w:proofErr w:type="spellStart"/>
-      <w:proofErr w:type="gramStart"/>
       <w:r>
         <w:rPr>
           <w:rFonts w:asciiTheme="minorHAnsi" w:hAnsiTheme="minorHAnsi" w:cstheme="minorHAnsi"/>
@@ -1338,7 +1394,6 @@
         <w:t>ublic</w:t>
       </w:r>
       <w:proofErr w:type="spellEnd"/>
-      <w:proofErr w:type="gramEnd"/>
       <w:r>
         <w:rPr>
           <w:rFonts w:asciiTheme="minorHAnsi" w:hAnsiTheme="minorHAnsi" w:cstheme="minorHAnsi"/>
@@ -1513,7 +1568,6 @@
                               <w:t>${</w:t>
                             </w:r>
                             <w:proofErr w:type="spellStart"/>
-                            <w:proofErr w:type="gramStart"/>
                             <w:r>
                               <w:rPr>
                                 <w:rFonts w:ascii="Gandhi Sans" w:hAnsi="Gandhi Sans"/>
@@ -1522,7 +1576,6 @@
                               <w:t>signataire.fonction</w:t>
                             </w:r>
                             <w:proofErr w:type="spellEnd"/>
-                            <w:proofErr w:type="gramEnd"/>
                             <w:r>
                               <w:rPr>
                                 <w:rFonts w:ascii="Gandhi Sans" w:hAnsi="Gandhi Sans"/>
@@ -1584,11 +1637,7 @@
           </mc:Choice>
           <mc:Fallback>
             <w:pict>
-              <v:shapetype w14:anchorId="70E6B96A" id="_x0000_t202" coordsize="21600,21600" o:spt="202" path="m,l,21600r21600,l21600,xe">
-                <v:stroke joinstyle="miter"/>
-                <v:path gradientshapeok="t" o:connecttype="rect"/>
-              </v:shapetype>
-              <v:shape id="_x0000_s1028" type="#_x0000_t202" style="position:absolute;margin-left:353.2pt;margin-top:666.05pt;width:146.85pt;height:62.25pt;z-index:251676672;visibility:visible;mso-wrap-style:square;mso-width-percent:0;mso-height-percent:0;mso-wrap-distance-left:9pt;mso-wrap-distance-top:0;mso-wrap-distance-right:9pt;mso-wrap-distance-bottom:0;mso-position-horizontal:absolute;mso-position-horizontal-relative:margin;mso-position-vertical:absolute;mso-position-vertical-relative:page;mso-width-percent:0;mso-height-percent:0;mso-width-relative:margin;mso-height-relative:margin;v-text-anchor:top" o:gfxdata="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" stroked="f">
+              <v:shape w14:anchorId="70E6B96A" id="_x0000_s1028" type="#_x0000_t202" style="position:absolute;margin-left:353.2pt;margin-top:666.05pt;width:146.85pt;height:62.25pt;z-index:251676672;visibility:visible;mso-wrap-style:square;mso-width-percent:0;mso-height-percent:0;mso-wrap-distance-left:9pt;mso-wrap-distance-top:0;mso-wrap-distance-right:9pt;mso-wrap-distance-bottom:0;mso-position-horizontal:absolute;mso-position-horizontal-relative:margin;mso-position-vertical:absolute;mso-position-vertical-relative:page;mso-width-percent:0;mso-height-percent:0;mso-width-relative:margin;mso-height-relative:margin;v-text-anchor:top" o:gfxdata="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" stroked="f">
                 <v:textbox>
                   <w:txbxContent>
                     <w:p>
@@ -1641,7 +1690,6 @@
                         <w:t>${</w:t>
                       </w:r>
                       <w:proofErr w:type="spellStart"/>
-                      <w:proofErr w:type="gramStart"/>
                       <w:r>
                         <w:rPr>
                           <w:rFonts w:ascii="Gandhi Sans" w:hAnsi="Gandhi Sans"/>
@@ -1650,7 +1698,6 @@
                         <w:t>signataire.fonction</w:t>
                       </w:r>
                       <w:proofErr w:type="spellEnd"/>
-                      <w:proofErr w:type="gramEnd"/>
                       <w:r>
                         <w:rPr>
                           <w:rFonts w:ascii="Gandhi Sans" w:hAnsi="Gandhi Sans"/>
@@ -3772,21 +3819,10 @@
 </file>
 
 <file path=customXml/item1.xml><?xml version="1.0" encoding="utf-8"?>
-<p:properties xmlns:p="http://schemas.microsoft.com/office/2006/metadata/properties" xmlns:xsi="http://www.w3.org/2001/XMLSchema-instance" xmlns:pc="http://schemas.microsoft.com/office/infopath/2007/PartnerControls">
-  <documentManagement/>
-</p:properties>
+<b:Sources xmlns:b="http://schemas.openxmlformats.org/officeDocument/2006/bibliography" xmlns="http://schemas.openxmlformats.org/officeDocument/2006/bibliography" SelectedStyle="/APASixthEditionOfficeOnline.xsl" StyleName="APA" Version="6"/>
 </file>
 
 <file path=customXml/item2.xml><?xml version="1.0" encoding="utf-8"?>
-<?mso-contentType ?>
-<FormTemplates xmlns="http://schemas.microsoft.com/sharepoint/v3/contenttype/forms">
-  <Display>DocumentLibraryForm</Display>
-  <Edit>DocumentLibraryForm</Edit>
-  <New>DocumentLibraryForm</New>
-</FormTemplates>
-</file>
-
-<file path=customXml/item3.xml><?xml version="1.0" encoding="utf-8"?>
 <ct:contentTypeSchema xmlns:ct="http://schemas.microsoft.com/office/2006/metadata/contentType" xmlns:ma="http://schemas.microsoft.com/office/2006/metadata/properties/metaAttributes" ct:_="" ma:_="" ma:contentTypeName="Document" ma:contentTypeID="0x010100068248BDD1605D4C92B33AA330B0FD11" ma:contentTypeVersion="4" ma:contentTypeDescription="Create a new document." ma:contentTypeScope="" ma:versionID="9bafca3671e3de111c642a8bee649f21">
   <xsd:schema xmlns:xsd="http://www.w3.org/2001/XMLSchema" xmlns:xs="http://www.w3.org/2001/XMLSchema" xmlns:p="http://schemas.microsoft.com/office/2006/metadata/properties" xmlns:ns2="323a9384-217a-4f45-99c2-136a73c004fb" targetNamespace="http://schemas.microsoft.com/office/2006/metadata/properties" ma:root="true" ma:fieldsID="0cad12491186fb07ea2df1735d81407f" ns2:_="">
     <xsd:import namespace="323a9384-217a-4f45-99c2-136a73c004fb"/>
@@ -3930,28 +3966,30 @@
 </ct:contentTypeSchema>
 </file>
 
+<file path=customXml/item3.xml><?xml version="1.0" encoding="utf-8"?>
+<?mso-contentType ?>
+<FormTemplates xmlns="http://schemas.microsoft.com/sharepoint/v3/contenttype/forms">
+  <Display>DocumentLibraryForm</Display>
+  <Edit>DocumentLibraryForm</Edit>
+  <New>DocumentLibraryForm</New>
+</FormTemplates>
+</file>
+
 <file path=customXml/item4.xml><?xml version="1.0" encoding="utf-8"?>
-<b:Sources xmlns:b="http://schemas.openxmlformats.org/officeDocument/2006/bibliography" xmlns="http://schemas.openxmlformats.org/officeDocument/2006/bibliography" SelectedStyle="/APASixthEditionOfficeOnline.xsl" StyleName="APA" Version="6"/>
+<p:properties xmlns:p="http://schemas.microsoft.com/office/2006/metadata/properties" xmlns:xsi="http://www.w3.org/2001/XMLSchema-instance" xmlns:pc="http://schemas.microsoft.com/office/infopath/2007/PartnerControls">
+  <documentManagement/>
+</p:properties>
 </file>
 
 <file path=customXml/itemProps1.xml><?xml version="1.0" encoding="utf-8"?>
-<ds:datastoreItem xmlns:ds="http://schemas.openxmlformats.org/officeDocument/2006/customXml" ds:itemID="{BCE0436B-ADDC-4C01-A59B-5D3806CBF8E1}">
+<ds:datastoreItem xmlns:ds="http://schemas.openxmlformats.org/officeDocument/2006/customXml" ds:itemID="{893E01BD-44F5-5846-B9D9-CAB56A3564A7}">
   <ds:schemaRefs>
-    <ds:schemaRef ds:uri="http://schemas.microsoft.com/office/2006/metadata/properties"/>
-    <ds:schemaRef ds:uri="http://schemas.microsoft.com/office/infopath/2007/PartnerControls"/>
+    <ds:schemaRef ds:uri="http://schemas.openxmlformats.org/officeDocument/2006/bibliography"/>
   </ds:schemaRefs>
 </ds:datastoreItem>
 </file>
 
 <file path=customXml/itemProps2.xml><?xml version="1.0" encoding="utf-8"?>
-<ds:datastoreItem xmlns:ds="http://schemas.openxmlformats.org/officeDocument/2006/customXml" ds:itemID="{AC487FB6-0800-4908-B19F-C9CD64368A43}">
-  <ds:schemaRefs>
-    <ds:schemaRef ds:uri="http://schemas.microsoft.com/sharepoint/v3/contenttype/forms"/>
-  </ds:schemaRefs>
-</ds:datastoreItem>
-</file>
-
-<file path=customXml/itemProps3.xml><?xml version="1.0" encoding="utf-8"?>
 <ds:datastoreItem xmlns:ds="http://schemas.openxmlformats.org/officeDocument/2006/customXml" ds:itemID="{D38C53AC-68C4-49C4-84F8-D2A908745C3F}">
   <ds:schemaRefs>
     <ds:schemaRef ds:uri="http://schemas.microsoft.com/office/2006/metadata/contentType"/>
@@ -3969,10 +4007,19 @@
 </ds:datastoreItem>
 </file>
 
+<file path=customXml/itemProps3.xml><?xml version="1.0" encoding="utf-8"?>
+<ds:datastoreItem xmlns:ds="http://schemas.openxmlformats.org/officeDocument/2006/customXml" ds:itemID="{AC487FB6-0800-4908-B19F-C9CD64368A43}">
+  <ds:schemaRefs>
+    <ds:schemaRef ds:uri="http://schemas.microsoft.com/sharepoint/v3/contenttype/forms"/>
+  </ds:schemaRefs>
+</ds:datastoreItem>
+</file>
+
 <file path=customXml/itemProps4.xml><?xml version="1.0" encoding="utf-8"?>
-<ds:datastoreItem xmlns:ds="http://schemas.openxmlformats.org/officeDocument/2006/customXml" ds:itemID="{893E01BD-44F5-5846-B9D9-CAB56A3564A7}">
+<ds:datastoreItem xmlns:ds="http://schemas.openxmlformats.org/officeDocument/2006/customXml" ds:itemID="{BCE0436B-ADDC-4C01-A59B-5D3806CBF8E1}">
   <ds:schemaRefs>
-    <ds:schemaRef ds:uri="http://schemas.openxmlformats.org/officeDocument/2006/bibliography"/>
+    <ds:schemaRef ds:uri="http://schemas.microsoft.com/office/2006/metadata/properties"/>
+    <ds:schemaRef ds:uri="http://schemas.microsoft.com/office/infopath/2007/PartnerControls"/>
   </ds:schemaRefs>
 </ds:datastoreItem>
 </file>